--- a/docs/05-sponsor-guide.docx
+++ b/docs/05-sponsor-guide.docx
@@ -938,7 +938,7 @@
         <w:t xml:space="preserve">Opening slot</w:t>
       </w:r>
       <w:r>
-        <w:t xml:space="preserve">: five minutes on stage at 12:00 Saturday in front of all participants, before hacking starts. A minute about who you are and why you are here lands well; a product pitch to tired teenagers does not.</w:t>
+        <w:t xml:space="preserve">: five minutes on stage at 12:00 Saturday in front of all participants, before hacking starts. A minute on who you are and why you are here lands well; a product pitch does not.</w:t>
       </w:r>
     </w:p>
     <w:p>

--- a/docs/05-sponsor-guide.docx
+++ b/docs/05-sponsor-guide.docx
@@ -25,7 +25,7 @@
         <w:pStyle w:val="FirstParagraph"/>
       </w:pPr>
       <w:r>
-        <w:t xml:space="preserve">For companies deciding on or confirmed as sponsors of Touch Grass, the 24-hour youth hackathon on health and the environment, November 7–8, 2026, Ulaanbaatar. The proposal makes the case; this guide explains how it all works. Square brackets are facts we are still filling in. Монгол хураангуй is at the end.</w:t>
+        <w:t xml:space="preserve">For companies deciding on or confirmed as sponsors of Touch Grass, the 24-hour youth hackathon on the model of Stanford's TreeHacks, November 7–8, 2026, Ulaanbaatar. The proposal makes the case; this guide explains how it all works. Square brackets are facts we are still filling in. Монгол хураангуй is at the end.</w:t>
       </w:r>
     </w:p>
     <w:p>
@@ -272,7 +272,7 @@
               <w:pStyle w:val="Compact"/>
             </w:pPr>
             <w:r>
-              <w:t xml:space="preserve">six: clean air and lungs · safe heat and carbon monoxide · ground and water · waste and health · climate shocks · health data and early warning</w:t>
+              <w:t xml:space="preserve">five: Healthcare · Sustainability · Education · Humanity · AI; software only</w:t>
             </w:r>
           </w:p>
         </w:tc>
@@ -296,7 +296,7 @@
               <w:pStyle w:val="Compact"/>
             </w:pPr>
             <w:r>
-              <w:t xml:space="preserve">one three-judge panel per track visits every team; six track winners plus two wildcards present on stage; the full panel picks the overall top three</w:t>
+              <w:t xml:space="preserve">one three-judge panel per track visits every team; the five track winners plus at most one wildcard (five or six teams) present on stage; the full panel picks the overall top three</w:t>
             </w:r>
           </w:p>
         </w:tc>
@@ -749,7 +749,7 @@
               <w:pStyle w:val="Compact"/>
             </w:pPr>
             <w:r>
-              <w:t xml:space="preserve">one of six tracks carries your name; you co-write its problem statements; one judge on its panel; a 15-minute workshop; you present the track award</w:t>
+              <w:t xml:space="preserve">one of five tracks carries your name; you can set an optional challenge for it; one judge on its panel; a 15-minute workshop; you present the track award</w:t>
             </w:r>
           </w:p>
         </w:tc>
@@ -992,10 +992,10 @@
           <w:b/>
           <w:bCs/>
         </w:rPr>
-        <w:t xml:space="preserve">Co-writing problem statements</w:t>
-      </w:r>
-      <w:r>
-        <w:t xml:space="preserve">: track sponsors may replace one of their track's four problem statements with their own, agreed with the organizers by October 28 and inside the health and environment theme.</w:t>
+        <w:t xml:space="preserve">Optional track challenge</w:t>
+      </w:r>
+      <w:r>
+        <w:t xml:space="preserve">: track sponsors may set one challenge for their track (for example "best use of our API" or a real problem from your business), agreed with the organizers by October 28. Teams may take it up or not.</w:t>
       </w:r>
     </w:p>
     <w:p>
@@ -1169,7 +1169,7 @@
               <w:pStyle w:val="Compact"/>
             </w:pPr>
             <w:r>
-              <w:t xml:space="preserve">track sponsors: your problem statement, if you want to set one</w:t>
+              <w:t xml:space="preserve">track sponsors: your optional challenge, if you want to set one</w:t>
             </w:r>
           </w:p>
         </w:tc>
@@ -1363,7 +1363,7 @@
               <w:pStyle w:val="Compact"/>
             </w:pPr>
             <w:r>
-              <w:t xml:space="preserve">problem statements agreed; your judge and speaker briefed</w:t>
+              <w:t xml:space="preserve">optional challenges agreed; your judge and speaker briefed</w:t>
             </w:r>
           </w:p>
         </w:tc>
@@ -1777,7 +1777,7 @@
         <w:t xml:space="preserve"> </w:t>
       </w:r>
       <w:r>
-        <w:t xml:space="preserve">Sunday from 13:30, your judge visits the nine teams in their track with two co-judges and a timekeeper: three minutes of demo, two of questions per team, scoring on the rubric sheet. At 15:00 scores are tallied and eight finalists announced; the finals run 15:15 to 16:00 on stage; the full panel confers and awards start at 16:20. Judges do not score teams from their own company or school, and the rubric, not the sponsor, decides the track winner.</w:t>
+        <w:t xml:space="preserve">Sunday from 13:30, your judge visits the eleven teams in their track with two co-judges and a timekeeper: three minutes of demo, two of questions per team, scoring on the rubric sheet. At 15:00 scores are tallied and eight finalists announced; the finals run 15:15 to 16:00 on stage; the full panel confers and awards start at 16:20. Judges do not score teams from their own company or school, and the rubric, not the sponsor, decides the track winner.</w:t>
       </w:r>
     </w:p>
     <w:p>
@@ -1886,7 +1886,7 @@
         </w:numPr>
       </w:pPr>
       <w:r>
-        <w:t xml:space="preserve">Co-write problem statements for their track by October 28.</w:t>
+        <w:t xml:space="preserve">Set an optional challenge for their track by October 28.</w:t>
       </w:r>
     </w:p>
     <w:p>
@@ -2276,7 +2276,7 @@
         <w:t xml:space="preserve"> </w:t>
       </w:r>
       <w:r>
-        <w:t xml:space="preserve">2026 оны 11-р сарын 7-ны 13:00 цагаас 8-ны 13:00 цаг хүртэл; 220 гаруй сурагч, оюутан, 55 орчим баг, зургаан чиглэл. Hackathon Mongolia хөтөлбөрийг хариуцна; Урам Энэрэл ТББ (Uram Care) хууль ёсны зохион байгуулагч: гэрээ, санхүү, тайлан.</w:t>
+        <w:t xml:space="preserve">2026 оны 11-р сарын 7-ны 13:00 цагаас 8-ны 13:00 цаг хүртэл; 220 гаруй сурагч, оюутан, 55 орчим баг, таван чиглэл (эрүүл мэнд, тогтвортой хөгжил, боловсрол, хүмүүнлэг, AI). Hackathon Mongolia хөтөлбөрийг хариуцна; Урам Энэрэл ТББ (Uram Care) хууль ёсны зохион байгуулагч: гэрээ, санхүү, тайлан.</w:t>
       </w:r>
     </w:p>
     <w:p>
@@ -2330,7 +2330,7 @@
         <w:t xml:space="preserve"> </w:t>
       </w:r>
       <w:r>
-        <w:t xml:space="preserve">10-р сарын 25: түвшний шийдвэр. Гэрээ байгуулмагц: вектор лого (SVG/PDF), компанийн 40 үгтэй танилцуулга. 10-р сарын 28: чиглэлийн ивээн тэтгэгч асуудлын томьёолол санал болговол. 10-р сарын 30: шүүгч, илтгэгчийн нэр. 11-р сарын 1: төлбөр. 11-р сарын 6: шүүгчийн 30 минутын танилцуулга.</w:t>
+        <w:t xml:space="preserve">10-р сарын 25: түвшний шийдвэр. Гэрээ байгуулмагц: вектор лого (SVG/PDF), компанийн 40 үгтэй танилцуулга. 10-р сарын 28: чиглэлийн ивээн тэтгэгч сонголтот сорилт санал болговол. 10-р сарын 30: шүүгч, илтгэгчийн нэр. 11-р сарын 1: төлбөр. 11-р сарын 6: шүүгчийн 30 минутын танилцуулга.</w:t>
       </w:r>
     </w:p>
     <w:p>

--- a/docs/05-sponsor-guide.docx
+++ b/docs/05-sponsor-guide.docx
@@ -2068,7 +2068,7 @@
         <w:t xml:space="preserve"> </w:t>
       </w:r>
       <w:r>
-        <w:t xml:space="preserve">Registration numbers go to sponsors weekly from October 12. Under 150, we scale the budget down and refund or roll over the difference, as the contract says.</w:t>
+        <w:t xml:space="preserve">Registration numbers go to sponsors weekly from October 17. Under 150, we scale the budget down and refund or roll over the difference, as the contract says.</w:t>
       </w:r>
     </w:p>
     <w:p>

--- a/docs/05-sponsor-guide.docx
+++ b/docs/05-sponsor-guide.docx
@@ -320,7 +320,7 @@
               <w:pStyle w:val="Compact"/>
             </w:pPr>
             <w:r>
-              <w:t xml:space="preserve">cash pool for the top three of at least 5,000,000 MNT, split 50 / 30 / 20, growing with sponsor commitments; track awards; category prizes</w:t>
+              <w:t xml:space="preserve">cash pool for the top three of at least 5,000,000 MNT, split 50 / 30 / 20, growing with sponsor commitments; 2,000,000 MNT to each of the five track winners; three cross-track awards</w:t>
             </w:r>
           </w:p>
         </w:tc>
@@ -749,7 +749,7 @@
               <w:pStyle w:val="Compact"/>
             </w:pPr>
             <w:r>
-              <w:t xml:space="preserve">one of five tracks carries your name; you can set an optional challenge for it; one judge on its panel; a 15-minute workshop; you present the track award</w:t>
+              <w:t xml:space="preserve">one of five tracks carries your name; 2,000,000 of it is the cash prize you hand to your track's winner; you can set an optional challenge for it; one judge on its panel; a 15-minute workshop; you present the track award</w:t>
             </w:r>
           </w:p>
         </w:tc>

--- a/docs/05-sponsor-guide.docx
+++ b/docs/05-sponsor-guide.docx
@@ -657,29 +657,39 @@
               <w:pStyle w:val="Compact"/>
             </w:pPr>
             <w:r>
-              <w:t xml:space="preserve">Title</w:t>
-            </w:r>
-          </w:p>
-        </w:tc>
-        <w:tc>
-          <w:tcPr/>
-          <w:p>
-            <w:pPr>
-              <w:pStyle w:val="Compact"/>
-            </w:pPr>
-            <w:r>
-              <w:t xml:space="preserve">20,000,000</w:t>
-            </w:r>
-          </w:p>
-        </w:tc>
-        <w:tc>
-          <w:tcPr/>
-          <w:p>
-            <w:pPr>
-              <w:pStyle w:val="Compact"/>
-            </w:pPr>
-            <w:r>
-              <w:t xml:space="preserve">event named "Touch Grass presented by [You]"; logo first on every surface; 5-minute opening slot; one judge on the final panel; you present the first prize; first access to winning teams; opt-in participant CVs</w:t>
+              <w:rPr>
+                <w:b/>
+                <w:bCs/>
+              </w:rPr>
+              <w:t xml:space="preserve">Platinum</w:t>
+            </w:r>
+            <w:r>
+              <w:t xml:space="preserve"> </w:t>
+            </w:r>
+            <w:r>
+              <w:t xml:space="preserve">(5–6)</w:t>
+            </w:r>
+          </w:p>
+        </w:tc>
+        <w:tc>
+          <w:tcPr/>
+          <w:p>
+            <w:pPr>
+              <w:pStyle w:val="Compact"/>
+            </w:pPr>
+            <w:r>
+              <w:t xml:space="preserve">5,000,000 and up, or a venue or service of that value in kind</w:t>
+            </w:r>
+          </w:p>
+        </w:tc>
+        <w:tc>
+          <w:tcPr/>
+          <w:p>
+            <w:pPr>
+              <w:pStyle w:val="Compact"/>
+            </w:pPr>
+            <w:r>
+              <w:t xml:space="preserve">largest logo everywhere, on all 220 shirts and the stage; opening remarks; a 15-minute workshop; a judge on the final panel; you present one of the top-three prizes; a recruiting table and opt-in participant CVs</w:t>
             </w:r>
           </w:p>
         </w:tc>
@@ -692,29 +702,39 @@
               <w:pStyle w:val="Compact"/>
             </w:pPr>
             <w:r>
-              <w:t xml:space="preserve">Venue partner</w:t>
-            </w:r>
-          </w:p>
-        </w:tc>
-        <w:tc>
-          <w:tcPr/>
-          <w:p>
-            <w:pPr>
-              <w:pStyle w:val="Compact"/>
-            </w:pPr>
-            <w:r>
-              <w:t xml:space="preserve">20,000,000 or the hall in kind</w:t>
-            </w:r>
-          </w:p>
-        </w:tc>
-        <w:tc>
-          <w:tcPr/>
-          <w:p>
-            <w:pPr>
-              <w:pStyle w:val="Compact"/>
-            </w:pPr>
-            <w:r>
-              <w:t xml:space="preserve">"Hosted at [You]"; logo on every table card and all signage; named in every announcement; opening remarks</w:t>
+              <w:rPr>
+                <w:b/>
+                <w:bCs/>
+              </w:rPr>
+              <w:t xml:space="preserve">Gold · Track</w:t>
+            </w:r>
+            <w:r>
+              <w:t xml:space="preserve"> </w:t>
+            </w:r>
+            <w:r>
+              <w:t xml:space="preserve">(5)</w:t>
+            </w:r>
+          </w:p>
+        </w:tc>
+        <w:tc>
+          <w:tcPr/>
+          <w:p>
+            <w:pPr>
+              <w:pStyle w:val="Compact"/>
+            </w:pPr>
+            <w:r>
+              <w:t xml:space="preserve">2,000,000</w:t>
+            </w:r>
+          </w:p>
+        </w:tc>
+        <w:tc>
+          <w:tcPr/>
+          <w:p>
+            <w:pPr>
+              <w:pStyle w:val="Compact"/>
+            </w:pPr>
+            <w:r>
+              <w:t xml:space="preserve">a track carries your name ("Healthcare track by [You]"); your 2,000,000 is that track's cash prize, which you hand to the winning team; a judge on its panel; an optional challenge you set; logo on the shirt and website</w:t>
             </w:r>
           </w:p>
         </w:tc>
@@ -727,169 +747,33 @@
               <w:pStyle w:val="Compact"/>
             </w:pPr>
             <w:r>
-              <w:t xml:space="preserve">Track</w:t>
-            </w:r>
-          </w:p>
-        </w:tc>
-        <w:tc>
-          <w:tcPr/>
-          <w:p>
-            <w:pPr>
-              <w:pStyle w:val="Compact"/>
-            </w:pPr>
-            <w:r>
-              <w:t xml:space="preserve">5,000,000</w:t>
-            </w:r>
-          </w:p>
-        </w:tc>
-        <w:tc>
-          <w:tcPr/>
-          <w:p>
-            <w:pPr>
-              <w:pStyle w:val="Compact"/>
-            </w:pPr>
-            <w:r>
-              <w:t xml:space="preserve">one of five tracks carries your name; 2,000,000 of it is the cash prize you hand to your track's winner; you can set an optional challenge for it; one judge on its panel; a 15-minute workshop; you present the track award</w:t>
-            </w:r>
-          </w:p>
-        </w:tc>
-      </w:tr>
-      <w:tr>
-        <w:tc>
-          <w:tcPr/>
-          <w:p>
-            <w:pPr>
-              <w:pStyle w:val="Compact"/>
-            </w:pPr>
-            <w:r>
-              <w:t xml:space="preserve">Food</w:t>
-            </w:r>
-          </w:p>
-        </w:tc>
-        <w:tc>
-          <w:tcPr/>
-          <w:p>
-            <w:pPr>
-              <w:pStyle w:val="Compact"/>
-            </w:pPr>
-            <w:r>
-              <w:t xml:space="preserve">10,000,000 or catering in kind</w:t>
-            </w:r>
-          </w:p>
-        </w:tc>
-        <w:tc>
-          <w:tcPr/>
-          <w:p>
-            <w:pPr>
-              <w:pStyle w:val="Compact"/>
-            </w:pPr>
-            <w:r>
-              <w:t xml:space="preserve">"Meals by [You]" at five meals; thanks from the stage at each; logo on site and stage</w:t>
-            </w:r>
-          </w:p>
-        </w:tc>
-      </w:tr>
-      <w:tr>
-        <w:tc>
-          <w:tcPr/>
-          <w:p>
-            <w:pPr>
-              <w:pStyle w:val="Compact"/>
-            </w:pPr>
-            <w:r>
-              <w:t xml:space="preserve">Merchandise</w:t>
-            </w:r>
-          </w:p>
-        </w:tc>
-        <w:tc>
-          <w:tcPr/>
-          <w:p>
-            <w:pPr>
-              <w:pStyle w:val="Compact"/>
-            </w:pPr>
-            <w:r>
-              <w:t xml:space="preserve">220 shirts and stickers in kind, or 4,500,000</w:t>
-            </w:r>
-          </w:p>
-        </w:tc>
-        <w:tc>
-          <w:tcPr/>
-          <w:p>
-            <w:pPr>
-              <w:pStyle w:val="Compact"/>
-            </w:pPr>
-            <w:r>
-              <w:t xml:space="preserve">your logo on the shirt beside the title sponsor's</w:t>
-            </w:r>
-          </w:p>
-        </w:tc>
-      </w:tr>
-      <w:tr>
-        <w:tc>
-          <w:tcPr/>
-          <w:p>
-            <w:pPr>
-              <w:pStyle w:val="Compact"/>
-            </w:pPr>
-            <w:r>
-              <w:t xml:space="preserve">Prize pool</w:t>
-            </w:r>
-          </w:p>
-        </w:tc>
-        <w:tc>
-          <w:tcPr/>
-          <w:p>
-            <w:pPr>
-              <w:pStyle w:val="Compact"/>
-            </w:pPr>
-            <w:r>
-              <w:t xml:space="preserve">1,000,000 and up</w:t>
-            </w:r>
-          </w:p>
-        </w:tc>
-        <w:tc>
-          <w:tcPr/>
-          <w:p>
-            <w:pPr>
-              <w:pStyle w:val="Compact"/>
-            </w:pPr>
-            <w:r>
-              <w:t xml:space="preserve">named contribution to the top-three pool; you present a category prize</w:t>
-            </w:r>
-          </w:p>
-        </w:tc>
-      </w:tr>
-      <w:tr>
-        <w:tc>
-          <w:tcPr/>
-          <w:p>
-            <w:pPr>
-              <w:pStyle w:val="Compact"/>
-            </w:pPr>
-            <w:r>
-              <w:t xml:space="preserve">In kind</w:t>
-            </w:r>
-          </w:p>
-        </w:tc>
-        <w:tc>
-          <w:tcPr/>
-          <w:p>
-            <w:pPr>
-              <w:pStyle w:val="Compact"/>
-            </w:pPr>
-            <w:r>
-              <w:t xml:space="preserve">goods or services</w:t>
-            </w:r>
-          </w:p>
-        </w:tc>
-        <w:tc>
-          <w:tcPr/>
-          <w:p>
-            <w:pPr>
-              <w:pStyle w:val="Compact"/>
-            </w:pPr>
-            <w:r>
-              <w:t xml:space="preserve">logo on site; thanks from the stage</w:t>
+              <w:rPr>
+                <w:b/>
+                <w:bCs/>
+              </w:rPr>
+              <w:t xml:space="preserve">Silver</w:t>
+            </w:r>
+          </w:p>
+        </w:tc>
+        <w:tc>
+          <w:tcPr/>
+          <w:p>
+            <w:pPr>
+              <w:pStyle w:val="Compact"/>
+            </w:pPr>
+            <w:r>
+              <w:t xml:space="preserve">1,000,000 to 2,000,000, or in kind</w:t>
+            </w:r>
+          </w:p>
+        </w:tc>
+        <w:tc>
+          <w:tcPr/>
+          <w:p>
+            <w:pPr>
+              <w:pStyle w:val="Compact"/>
+            </w:pPr>
+            <w:r>
+              <w:t xml:space="preserve">food and catering, shirts, printing, devices, cloud credits or media; logo on the website and signage; thanks from the stage ("Meals by [You]" for food)</w:t>
             </w:r>
           </w:p>
         </w:tc>
@@ -957,7 +841,7 @@
         <w:t xml:space="preserve">Judge seat</w:t>
       </w:r>
       <w:r>
-        <w:t xml:space="preserve">: one of three judges on a track panel, or one on the final panel for the title sponsor. Judges follow the published rubric, score independently, and do not judge teams from their own company or school.</w:t>
+        <w:t xml:space="preserve">: one of three judges on a track panel, or one on the final panel for Platinum sponsors. Judges follow the published rubric, score independently, and do not judge teams from their own company or school.</w:t>
       </w:r>
     </w:p>
     <w:p>
@@ -1033,7 +917,7 @@
         <w:t xml:space="preserve">Opt-in CVs</w:t>
       </w:r>
       <w:r>
-        <w:t xml:space="preserve">: participants tick a box at registration if they want their CV shared with the title and track sponsors. Only those.</w:t>
+        <w:t xml:space="preserve">: participants tick a box at registration if they want their CV shared with Platinum sponsors. Only those.</w:t>
       </w:r>
     </w:p>
     <w:p>
@@ -1193,7 +1077,7 @@
               <w:pStyle w:val="Compact"/>
             </w:pPr>
             <w:r>
-              <w:t xml:space="preserve">the name and contact of your judge; track sponsors, your workshop speaker; title sponsor, your opening speaker</w:t>
+              <w:t xml:space="preserve">the name and contact of your judge; Platinum sponsors, your opening and workshop speakers</w:t>
             </w:r>
           </w:p>
         </w:tc>
@@ -1521,7 +1405,7 @@
         <w:t xml:space="preserve"> </w:t>
       </w:r>
       <w:r>
-        <w:t xml:space="preserve">Your speaker for the opening (title, venue, track sponsors), your workshop speaker (track sponsors), your judge (Sunday), and anyone who wants to see the demos. Nobody from a sponsor is expected to stay overnight.</w:t>
+        <w:t xml:space="preserve">Your speaker for the opening (Platinum sponsors), your workshop speaker (Platinum sponsors), your judge (Sunday), and anyone who wants to see the demos. Nobody from a sponsor is expected to stay overnight.</w:t>
       </w:r>
     </w:p>
     <w:p>
@@ -1954,7 +1838,7 @@
         </w:numPr>
       </w:pPr>
       <w:r>
-        <w:t xml:space="preserve">Claim exclusivity that is not in the contract. Two banks can both sponsor; only the title sponsor's name is in the event's name.</w:t>
+        <w:t xml:space="preserve">Claim exclusivity that is not in the contract. Two banks can both sponsor; no sponsor's name is in the event's name, and each Gold sponsor's name is on its own track.</w:t>
       </w:r>
     </w:p>
     <w:p>
@@ -2015,7 +1899,7 @@
         <w:pStyle w:val="FirstParagraph"/>
       </w:pPr>
       <w:r>
-        <w:t xml:space="preserve">We need a vector logo (SVG, PDF or EPS) and a 40-word description on signing. We place logos by tier order: title, venue, then tracks alphabetically, then food, merchandise, prize pool, in kind. All printed materials with your logo are sent to you as PDF for a 48-hour check before printing. On social media we tag your official accounts in every post that carries your logo. Please refer to the event as "Touch Grass" and, for the title sponsor only, "Touch Grass presented by [You]." Press enquiries about the event go to the co-organizer; we are glad to coordinate a joint statement.</w:t>
+        <w:t xml:space="preserve">We need a vector logo (SVG, PDF or EPS) and a 40-word description on signing. We place logos by tier order: Platinum, then Gold alphabetically, then Silver. All printed materials with your logo are sent to you as PDF for a 48-hour check before printing. On social media we tag your official accounts in every post that carries your logo. Please refer to the event as "Touch Grass" and, for the title sponsor only, "Touch Grass presented by [You]." Press enquiries about the event go to the co-organizer; we are glad to coordinate a joint statement.</w:t>
       </w:r>
     </w:p>
     <w:p>
@@ -2086,7 +1970,7 @@
         <w:t xml:space="preserve"> </w:t>
       </w:r>
       <w:r>
-        <w:t xml:space="preserve">Yes. A title sponsor often also names a track.</w:t>
+        <w:t xml:space="preserve">Yes. A Platinum sponsor can also take a Gold track.</w:t>
       </w:r>
     </w:p>
     <w:p>

--- a/docs/05-sponsor-guide.docx
+++ b/docs/05-sponsor-guide.docx
@@ -176,7 +176,7 @@
               <w:pStyle w:val="Compact"/>
             </w:pPr>
             <w:r>
-              <w:t xml:space="preserve">Saturday November 7, doors 11:00, hacking from 13:00 → Sunday November 8, submissions 13:00, awards 16:20, close 17:00</w:t>
+              <w:t xml:space="preserve">Saturday November 7, doors 13:00, hacking from 15:00 → Sunday November 8, submissions 15:00, awards 18:20, close 19:00</w:t>
             </w:r>
           </w:p>
         </w:tc>
@@ -822,7 +822,7 @@
         <w:t xml:space="preserve">Opening slot</w:t>
       </w:r>
       <w:r>
-        <w:t xml:space="preserve">: five minutes on stage at 12:00 Saturday in front of all participants, before hacking starts. A minute on who you are and why you are here lands well; a product pitch does not.</w:t>
+        <w:t xml:space="preserve">: five minutes on stage at 14:00 Saturday in front of all participants, before hacking starts. A minute on who you are and why you are here lands well; a product pitch does not.</w:t>
       </w:r>
     </w:p>
     <w:p>
@@ -860,7 +860,7 @@
         <w:t xml:space="preserve">Workshop</w:t>
       </w:r>
       <w:r>
-        <w:t xml:space="preserve">: fifteen minutes on Saturday afternoon in the side area, on anything useful to the teams: your data, your API, your problem, how your engineers would approach it.</w:t>
+        <w:t xml:space="preserve">: fifteen minutes on Saturday afternoon or evening in the side area, on anything useful to the teams: your data, your API, your problem, how your engineers would approach it.</w:t>
       </w:r>
     </w:p>
     <w:p>
@@ -1488,18 +1488,18 @@
               <w:pStyle w:val="Compact"/>
             </w:pPr>
             <w:r>
-              <w:t xml:space="preserve">Sat 11:30</w:t>
-            </w:r>
-          </w:p>
-        </w:tc>
-        <w:tc>
-          <w:tcPr/>
-          <w:p>
-            <w:pPr>
-              <w:pStyle w:val="Compact"/>
-            </w:pPr>
-            <w:r>
-              <w:t xml:space="preserve">12:30</w:t>
+              <w:t xml:space="preserve">Sat 13:30</w:t>
+            </w:r>
+          </w:p>
+        </w:tc>
+        <w:tc>
+          <w:tcPr/>
+          <w:p>
+            <w:pPr>
+              <w:pStyle w:val="Compact"/>
+            </w:pPr>
+            <w:r>
+              <w:t xml:space="preserve">14:30</w:t>
             </w:r>
           </w:p>
         </w:tc>
@@ -1523,7 +1523,7 @@
               <w:pStyle w:val="Compact"/>
             </w:pPr>
             <w:r>
-              <w:t xml:space="preserve">Sat 14:00 or 17:00, by agreement</w:t>
+              <w:t xml:space="preserve">Sat 16:00 or 19:15, by agreement</w:t>
             </w:r>
           </w:p>
         </w:tc>
@@ -1558,18 +1558,18 @@
               <w:pStyle w:val="Compact"/>
             </w:pPr>
             <w:r>
-              <w:t xml:space="preserve">Sun 11:00 for the briefing</w:t>
-            </w:r>
-          </w:p>
-        </w:tc>
-        <w:tc>
-          <w:tcPr/>
-          <w:p>
-            <w:pPr>
-              <w:pStyle w:val="Compact"/>
-            </w:pPr>
-            <w:r>
-              <w:t xml:space="preserve">16:50 after awards and photo</w:t>
+              <w:t xml:space="preserve">Sun 13:00 for the briefing</w:t>
+            </w:r>
+          </w:p>
+        </w:tc>
+        <w:tc>
+          <w:tcPr/>
+          <w:p>
+            <w:pPr>
+              <w:pStyle w:val="Compact"/>
+            </w:pPr>
+            <w:r>
+              <w:t xml:space="preserve">18:50 after awards and photo</w:t>
             </w:r>
           </w:p>
         </w:tc>
@@ -1593,18 +1593,18 @@
               <w:pStyle w:val="Compact"/>
             </w:pPr>
             <w:r>
-              <w:t xml:space="preserve">Sun 16:00</w:t>
-            </w:r>
-          </w:p>
-        </w:tc>
-        <w:tc>
-          <w:tcPr/>
-          <w:p>
-            <w:pPr>
-              <w:pStyle w:val="Compact"/>
-            </w:pPr>
-            <w:r>
-              <w:t xml:space="preserve">16:50</w:t>
+              <w:t xml:space="preserve">Sun 18:00</w:t>
+            </w:r>
+          </w:p>
+        </w:tc>
+        <w:tc>
+          <w:tcPr/>
+          <w:p>
+            <w:pPr>
+              <w:pStyle w:val="Compact"/>
+            </w:pPr>
+            <w:r>
+              <w:t xml:space="preserve">18:50</w:t>
             </w:r>
           </w:p>
         </w:tc>
@@ -1661,7 +1661,7 @@
         <w:t xml:space="preserve"> </w:t>
       </w:r>
       <w:r>
-        <w:t xml:space="preserve">Sunday from 13:30, your judge visits the eleven teams in their track with two co-judges and a timekeeper: three minutes of demo, two of questions per team, scoring on the rubric sheet. At 15:00 scores are tallied and eight finalists announced; the finals run 15:15 to 16:00 on stage; the full panel confers and awards start at 16:20. Judges do not score teams from their own company or school, and the rubric, not the sponsor, decides the track winner.</w:t>
+        <w:t xml:space="preserve">Sunday from 15:30, your judge visits the eleven teams in their track with two co-judges and a timekeeper: three minutes of demo, two of questions per team, scoring on the rubric sheet. At 17:00 scores are tallied and eight finalists announced; the finals run 17:15 to 18:00 on stage; the full panel confers and awards start at 18:20. Judges do not score teams from their own company or school, and the rubric, not the sponsor, decides the track winner.</w:t>
       </w:r>
     </w:p>
     <w:p>
@@ -2160,7 +2160,7 @@
         <w:t xml:space="preserve"> </w:t>
       </w:r>
       <w:r>
-        <w:t xml:space="preserve">2026 оны 11-р сарын 7-ны 13:00 цагаас 8-ны 13:00 цаг хүртэл; 220 гаруй сурагч, оюутан, 55 орчим баг, таван чиглэл (эрүүл мэнд, тогтвортой хөгжил, боловсрол, хүмүүнлэг, AI). Hackathon Mongolia хөтөлбөрийг хариуцна; Урам Энэрэл ТББ (Uram Care) хууль ёсны зохион байгуулагч: гэрээ, санхүү, тайлан.</w:t>
+        <w:t xml:space="preserve">2026 оны 11-р сарын 7-ны 15:00 цагаас 8-ны 15:00 цаг хүртэл; 220 гаруй сурагч, оюутан, 55 орчим баг, таван чиглэл (эрүүл мэнд, тогтвортой хөгжил, боловсрол, хүмүүнлэг, AI). Hackathon Mongolia хөтөлбөрийг хариуцна; Урам Энэрэл ТББ (Uram Care) хууль ёсны зохион байгуулагч: гэрээ, санхүү, тайлан.</w:t>
       </w:r>
     </w:p>
     <w:p>
@@ -2232,7 +2232,7 @@
         <w:t xml:space="preserve"> </w:t>
       </w:r>
       <w:r>
-        <w:t xml:space="preserve">Нээлтийн илтгэгч бямба 11:30-д; семинарын илтгэгч тохиролцсон цагт; шүүгч ням 11:00-д ирж, 16:50-д дуусна. Шүүгч өөрийн компани, сургуулийн багийг дүгнэхгүй; шалгуур л ялагчийг тодорхойлно.</w:t>
+        <w:t xml:space="preserve">Нээлтийн илтгэгч бямба 13:30-д; семинарын илтгэгч тохиролцсон цагт; шүүгч ням 13:00-д ирж, 18:50-д дуусна. Шүүгч өөрийн компани, сургуулийн багийг дүгнэхгүй; шалгуур л ялагчийг тодорхойлно.</w:t>
       </w:r>
     </w:p>
     <w:p>

--- a/docs/05-sponsor-guide.docx
+++ b/docs/05-sponsor-guide.docx
@@ -25,7 +25,7 @@
         <w:pStyle w:val="FirstParagraph"/>
       </w:pPr>
       <w:r>
-        <w:t xml:space="preserve">For companies deciding on or confirmed as sponsors of Touch Grass, the 24-hour youth hackathon on the model of Stanford's TreeHacks, November 7–8, 2026, Ulaanbaatar. The proposal makes the case; this guide explains how it all works. Square brackets are facts we are still filling in. Монгол хураангуй is at the end.</w:t>
+        <w:t xml:space="preserve">For companies deciding on or confirmed as sponsors of Touch Grass, the 24-hour youth hackathon on the model of Stanford's TreeHacks, November 28–29, 2026, Ulaanbaatar. The proposal makes the case; this guide explains how it all works. Square brackets are facts we are still filling in. Монгол хураангуй is at the end.</w:t>
       </w:r>
     </w:p>
     <w:p>
@@ -176,7 +176,7 @@
               <w:pStyle w:val="Compact"/>
             </w:pPr>
             <w:r>
-              <w:t xml:space="preserve">Saturday November 7, doors 13:00, hacking from 15:00 → Sunday November 8, submissions 15:00, awards 18:20, close 19:00</w:t>
+              <w:t xml:space="preserve">Saturday November 28, doors 11:00, hacking from 13:00 → Sunday November 29, submissions 13:00, awards 16:20, close 17:00</w:t>
             </w:r>
           </w:p>
         </w:tc>
@@ -559,7 +559,7 @@
           <w:b/>
           <w:bCs/>
         </w:rPr>
-        <w:t xml:space="preserve">October 25, 2026</w:t>
+        <w:t xml:space="preserve">November 15, 2026</w:t>
       </w:r>
       <w:r>
         <w:t xml:space="preserve">, because the venue deposit, food order and prize announcement all follow within days.</w:t>
@@ -822,7 +822,7 @@
         <w:t xml:space="preserve">Opening slot</w:t>
       </w:r>
       <w:r>
-        <w:t xml:space="preserve">: five minutes on stage at 14:00 Saturday in front of all participants, before hacking starts. A minute on who you are and why you are here lands well; a product pitch does not.</w:t>
+        <w:t xml:space="preserve">: five minutes on stage at 12:00 Saturday in front of all participants, before hacking starts. A minute on who you are and why you are here lands well; a product pitch does not.</w:t>
       </w:r>
     </w:p>
     <w:p>
@@ -860,7 +860,7 @@
         <w:t xml:space="preserve">Workshop</w:t>
       </w:r>
       <w:r>
-        <w:t xml:space="preserve">: fifteen minutes on Saturday afternoon or evening in the side area, on anything useful to the teams: your data, your API, your problem, how your engineers would approach it.</w:t>
+        <w:t xml:space="preserve">: fifteen minutes on Saturday afternoon in the side area, on anything useful to the teams: your data, your API, your problem, how your engineers would approach it.</w:t>
       </w:r>
     </w:p>
     <w:p>
@@ -879,7 +879,7 @@
         <w:t xml:space="preserve">Optional track challenge</w:t>
       </w:r>
       <w:r>
-        <w:t xml:space="preserve">: track sponsors may set one challenge for their track (for example "best use of our API" or a real problem from your business), agreed with the organizers by October 28. Teams may take it up or not.</w:t>
+        <w:t xml:space="preserve">: track sponsors may set one challenge for their track (for example "best use of our API" or a real problem from your business), agreed with the organizers by November 18. Teams may take it up or not.</w:t>
       </w:r>
     </w:p>
     <w:p>
@@ -994,7 +994,7 @@
               <w:pStyle w:val="Compact"/>
             </w:pPr>
             <w:r>
-              <w:t xml:space="preserve">Oct 25</w:t>
+              <w:t xml:space="preserve">Nov 15</w:t>
             </w:r>
           </w:p>
         </w:tc>
@@ -1042,7 +1042,7 @@
               <w:pStyle w:val="Compact"/>
             </w:pPr>
             <w:r>
-              <w:t xml:space="preserve">Oct 28</w:t>
+              <w:t xml:space="preserve">Nov 18</w:t>
             </w:r>
           </w:p>
         </w:tc>
@@ -1066,7 +1066,7 @@
               <w:pStyle w:val="Compact"/>
             </w:pPr>
             <w:r>
-              <w:t xml:space="preserve">Oct 30</w:t>
+              <w:t xml:space="preserve">Nov 20</w:t>
             </w:r>
           </w:p>
         </w:tc>
@@ -1090,7 +1090,7 @@
               <w:pStyle w:val="Compact"/>
             </w:pPr>
             <w:r>
-              <w:t xml:space="preserve">Nov 1</w:t>
+              <w:t xml:space="preserve">Nov 22</w:t>
             </w:r>
           </w:p>
         </w:tc>
@@ -1114,7 +1114,7 @@
               <w:pStyle w:val="Compact"/>
             </w:pPr>
             <w:r>
-              <w:t xml:space="preserve">Nov 5</w:t>
+              <w:t xml:space="preserve">Nov 26</w:t>
             </w:r>
           </w:p>
         </w:tc>
@@ -1138,7 +1138,7 @@
               <w:pStyle w:val="Compact"/>
             </w:pPr>
             <w:r>
-              <w:t xml:space="preserve">Nov 6</w:t>
+              <w:t xml:space="preserve">Nov 27</w:t>
             </w:r>
           </w:p>
         </w:tc>
@@ -1236,7 +1236,7 @@
               <w:pStyle w:val="Compact"/>
             </w:pPr>
             <w:r>
-              <w:t xml:space="preserve">Oct 28 to Nov 6</w:t>
+              <w:t xml:space="preserve">Nov 18 to 27</w:t>
             </w:r>
           </w:p>
         </w:tc>
@@ -1260,7 +1260,7 @@
               <w:pStyle w:val="Compact"/>
             </w:pPr>
             <w:r>
-              <w:t xml:space="preserve">Nov 7</w:t>
+              <w:t xml:space="preserve">Nov 28</w:t>
             </w:r>
           </w:p>
         </w:tc>
@@ -1284,7 +1284,7 @@
               <w:pStyle w:val="Compact"/>
             </w:pPr>
             <w:r>
-              <w:t xml:space="preserve">Nov 8</w:t>
+              <w:t xml:space="preserve">Nov 29</w:t>
             </w:r>
           </w:p>
         </w:tc>
@@ -1308,7 +1308,7 @@
               <w:pStyle w:val="Compact"/>
             </w:pPr>
             <w:r>
-              <w:t xml:space="preserve">Nov 9 to 10</w:t>
+              <w:t xml:space="preserve">Nov 30 to Dec 1</w:t>
             </w:r>
           </w:p>
         </w:tc>
@@ -1332,7 +1332,7 @@
               <w:pStyle w:val="Compact"/>
             </w:pPr>
             <w:r>
-              <w:t xml:space="preserve">by Nov 13</w:t>
+              <w:t xml:space="preserve">by Dec 4</w:t>
             </w:r>
           </w:p>
         </w:tc>
@@ -1488,18 +1488,18 @@
               <w:pStyle w:val="Compact"/>
             </w:pPr>
             <w:r>
-              <w:t xml:space="preserve">Sat 13:30</w:t>
-            </w:r>
-          </w:p>
-        </w:tc>
-        <w:tc>
-          <w:tcPr/>
-          <w:p>
-            <w:pPr>
-              <w:pStyle w:val="Compact"/>
-            </w:pPr>
-            <w:r>
-              <w:t xml:space="preserve">14:30</w:t>
+              <w:t xml:space="preserve">Sat 11:30</w:t>
+            </w:r>
+          </w:p>
+        </w:tc>
+        <w:tc>
+          <w:tcPr/>
+          <w:p>
+            <w:pPr>
+              <w:pStyle w:val="Compact"/>
+            </w:pPr>
+            <w:r>
+              <w:t xml:space="preserve">12:30</w:t>
             </w:r>
           </w:p>
         </w:tc>
@@ -1523,7 +1523,7 @@
               <w:pStyle w:val="Compact"/>
             </w:pPr>
             <w:r>
-              <w:t xml:space="preserve">Sat 16:00 or 19:15, by agreement</w:t>
+              <w:t xml:space="preserve">Sat 14:00 or 17:00, by agreement</w:t>
             </w:r>
           </w:p>
         </w:tc>
@@ -1558,18 +1558,18 @@
               <w:pStyle w:val="Compact"/>
             </w:pPr>
             <w:r>
-              <w:t xml:space="preserve">Sun 13:00 for the briefing</w:t>
-            </w:r>
-          </w:p>
-        </w:tc>
-        <w:tc>
-          <w:tcPr/>
-          <w:p>
-            <w:pPr>
-              <w:pStyle w:val="Compact"/>
-            </w:pPr>
-            <w:r>
-              <w:t xml:space="preserve">18:50 after awards and photo</w:t>
+              <w:t xml:space="preserve">Sun 11:00 for the briefing</w:t>
+            </w:r>
+          </w:p>
+        </w:tc>
+        <w:tc>
+          <w:tcPr/>
+          <w:p>
+            <w:pPr>
+              <w:pStyle w:val="Compact"/>
+            </w:pPr>
+            <w:r>
+              <w:t xml:space="preserve">16:50 after awards and photo</w:t>
             </w:r>
           </w:p>
         </w:tc>
@@ -1593,18 +1593,18 @@
               <w:pStyle w:val="Compact"/>
             </w:pPr>
             <w:r>
-              <w:t xml:space="preserve">Sun 18:00</w:t>
-            </w:r>
-          </w:p>
-        </w:tc>
-        <w:tc>
-          <w:tcPr/>
-          <w:p>
-            <w:pPr>
-              <w:pStyle w:val="Compact"/>
-            </w:pPr>
-            <w:r>
-              <w:t xml:space="preserve">18:50</w:t>
+              <w:t xml:space="preserve">Sun 16:00</w:t>
+            </w:r>
+          </w:p>
+        </w:tc>
+        <w:tc>
+          <w:tcPr/>
+          <w:p>
+            <w:pPr>
+              <w:pStyle w:val="Compact"/>
+            </w:pPr>
+            <w:r>
+              <w:t xml:space="preserve">16:50</w:t>
             </w:r>
           </w:p>
         </w:tc>
@@ -1643,7 +1643,7 @@
         <w:t xml:space="preserve"> </w:t>
       </w:r>
       <w:r>
-        <w:t xml:space="preserve">Five minutes for the opening, fifteen for a workshop. A clicker and HDMI are on the stage; send slides as PDF by November 5. The audience is 220 students aged 16 to 24 at the start of 24 hours of work.</w:t>
+        <w:t xml:space="preserve">Five minutes for the opening, fifteen for a workshop. A clicker and HDMI are on the stage; send slides as PDF by November 26. The audience is 220 students aged 16 to 24 at the start of 24 hours of work.</w:t>
       </w:r>
     </w:p>
     <w:p>
@@ -1661,7 +1661,7 @@
         <w:t xml:space="preserve"> </w:t>
       </w:r>
       <w:r>
-        <w:t xml:space="preserve">Sunday from 15:30, your judge visits the eleven teams in their track with two co-judges and a timekeeper: three minutes of demo, two of questions per team, scoring on the rubric sheet. At 17:00 scores are tallied and eight finalists announced; the finals run 17:15 to 18:00 on stage; the full panel confers and awards start at 18:20. Judges do not score teams from their own company or school, and the rubric, not the sponsor, decides the track winner.</w:t>
+        <w:t xml:space="preserve">Sunday from 13:30, your judge visits the eleven teams in their track with two co-judges and a timekeeper: three minutes of demo, two of questions per team, scoring on the rubric sheet. At 15:00 scores are tallied and eight finalists announced; the finals run 15:15 to 16:00 on stage; the full panel confers and awards start at 16:20. Judges do not score teams from their own company or school, and the rubric, not the sponsor, decides the track winner.</w:t>
       </w:r>
     </w:p>
     <w:p>
@@ -1770,7 +1770,7 @@
         </w:numPr>
       </w:pPr>
       <w:r>
-        <w:t xml:space="preserve">Set an optional challenge for their track by October 28.</w:t>
+        <w:t xml:space="preserve">Set an optional challenge for their track by November 18.</w:t>
       </w:r>
     </w:p>
     <w:p>
@@ -1988,7 +1988,7 @@
         <w:t xml:space="preserve"> </w:t>
       </w:r>
       <w:r>
-        <w:t xml:space="preserve">Yes, and we would be glad of it. Mentors help teams debug and think; they do not write code for them. Tell us by October 30.</w:t>
+        <w:t xml:space="preserve">Yes, and we would be glad of it. Mentors help teams debug and think; they do not write code for them. Tell us by November 20.</w:t>
       </w:r>
     </w:p>
     <w:p>
@@ -2160,7 +2160,7 @@
         <w:t xml:space="preserve"> </w:t>
       </w:r>
       <w:r>
-        <w:t xml:space="preserve">2026 оны 11-р сарын 7-ны 15:00 цагаас 8-ны 15:00 цаг хүртэл; 220 гаруй сурагч, оюутан, 55 орчим баг, таван чиглэл (эрүүл мэнд, тогтвортой хөгжил, боловсрол, хүмүүнлэг, AI). Hackathon Mongolia хөтөлбөрийг хариуцна; Урам Энэрэл ТББ (Uram Care) хууль ёсны зохион байгуулагч: гэрээ, санхүү, тайлан.</w:t>
+        <w:t xml:space="preserve">2026 оны 11-р сарын 28-ны 13:00 цагаас 29-ний 13:00 цаг хүртэл; 220 гаруй сурагч, оюутан, 55 орчим баг, таван чиглэл (эрүүл мэнд, тогтвортой хөгжил, боловсрол, хүмүүнлэг, AI). Hackathon Mongolia хөтөлбөрийг хариуцна; Урам Энэрэл ТББ (Uram Care) хууль ёсны зохион байгуулагч: гэрээ, санхүү, тайлан.</w:t>
       </w:r>
     </w:p>
     <w:p>
@@ -2178,7 +2178,7 @@
         <w:t xml:space="preserve"> </w:t>
       </w:r>
       <w:r>
-        <w:t xml:space="preserve">Ивээн тэтгэлгийн гэрээг Урам Энэрэл ТББ-тай байгуулна. Урам Энэрэл зар сурталчилгааны үйлчилгээний нэхэмжлэх, и-баримт олгоно (Зар сурталчилгааны тухай хуулийн 19 дүгээр зүйл), танхим, хоол, хангамжийн төлбөрийг төлж, баримт бүрийг хадгалж, шагналыг олгож, тайлагнана. Мөнгөн шагналаас хувь хүний орлогын албан татвар 5 хувийг суутгана. Шийдвэрийн хугацаа: 10-р сарын 25.</w:t>
+        <w:t xml:space="preserve">Ивээн тэтгэлгийн гэрээг Урам Энэрэл ТББ-тай байгуулна. Урам Энэрэл зар сурталчилгааны үйлчилгээний нэхэмжлэх, и-баримт олгоно (Зар сурталчилгааны тухай хуулийн 19 дүгээр зүйл), танхим, хоол, хангамжийн төлбөрийг төлж, баримт бүрийг хадгалж, шагналыг олгож, тайлагнана. Мөнгөн шагналаас хувь хүний орлогын албан татвар 5 хувийг суутгана. Шийдвэрийн хугацаа: 11-р сарын 15.</w:t>
       </w:r>
     </w:p>
     <w:p>
@@ -2214,7 +2214,7 @@
         <w:t xml:space="preserve"> </w:t>
       </w:r>
       <w:r>
-        <w:t xml:space="preserve">10-р сарын 25: түвшний шийдвэр. Гэрээ байгуулмагц: вектор лого (SVG/PDF), компанийн 40 үгтэй танилцуулга. 10-р сарын 28: чиглэлийн ивээн тэтгэгч сонголтот сорилт санал болговол. 10-р сарын 30: шүүгч, илтгэгчийн нэр. 11-р сарын 1: төлбөр. 11-р сарын 6: шүүгчийн 30 минутын танилцуулга.</w:t>
+        <w:t xml:space="preserve">11-р сарын 15: түвшний шийдвэр. Гэрээ байгуулмагц: вектор лого (SVG/PDF), компанийн 40 үгтэй танилцуулга. 11-р сарын 18: чиглэлийн ивээн тэтгэгч сонголтот сорилт санал болговол. 11-р сарын 20: шүүгч, илтгэгчийн нэр. 11-р сарын 22: төлбөр. 11-р сарын 27: шүүгчийн 30 минутын танилцуулга.</w:t>
       </w:r>
     </w:p>
     <w:p>
@@ -2232,7 +2232,7 @@
         <w:t xml:space="preserve"> </w:t>
       </w:r>
       <w:r>
-        <w:t xml:space="preserve">Нээлтийн илтгэгч бямба 13:30-д; семинарын илтгэгч тохиролцсон цагт; шүүгч ням 13:00-д ирж, 18:50-д дуусна. Шүүгч өөрийн компани, сургуулийн багийг дүгнэхгүй; шалгуур л ялагчийг тодорхойлно.</w:t>
+        <w:t xml:space="preserve">Нээлтийн илтгэгч бямба 11:30-д; семинарын илтгэгч тохиролцсон цагт; шүүгч ням 11:00-д ирж, 16:50-д дуусна. Шүүгч өөрийн компани, сургуулийн багийг дүгнэхгүй; шалгуур л ялагчийг тодорхойлно.</w:t>
       </w:r>
     </w:p>
     <w:p>

--- a/docs/05-sponsor-guide.docx
+++ b/docs/05-sponsor-guide.docx
@@ -224,7 +224,7 @@
               <w:pStyle w:val="Compact"/>
             </w:pPr>
             <w:r>
-              <w:t xml:space="preserve">220+ students aged 16 to 24, high school and university, free entry; under-18s with parental consent; overnight at the venue with adult supervision</w:t>
+              <w:t xml:space="preserve">220+ participants aged 16 to 26: high school and university students and young builders; 45,000 MNT fee; under-18s with parental consent; overnight at the venue with adult supervision</w:t>
             </w:r>
           </w:p>
         </w:tc>
@@ -1643,7 +1643,7 @@
         <w:t xml:space="preserve"> </w:t>
       </w:r>
       <w:r>
-        <w:t xml:space="preserve">Five minutes for the opening, fifteen for a workshop. A clicker and HDMI are on the stage; send slides as PDF by November 26. The audience is 220 students aged 16 to 24 at the start of 24 hours of work.</w:t>
+        <w:t xml:space="preserve">Five minutes for the opening, fifteen for a workshop. A clicker and HDMI are on the stage; send slides as PDF by November 26. The audience is 220 participants aged 16 to 26 at the start of 24 hours of work.</w:t>
       </w:r>
     </w:p>
     <w:p>

--- a/docs/05-sponsor-guide.docx
+++ b/docs/05-sponsor-guide.docx
@@ -320,7 +320,7 @@
               <w:pStyle w:val="Compact"/>
             </w:pPr>
             <w:r>
-              <w:t xml:space="preserve">cash pool for the top three of at least 5,000,000 MNT, split 50 / 30 / 20, growing with sponsor commitments; 2,000,000 MNT to each of the five track winners; three cross-track awards</w:t>
+              <w:t xml:space="preserve">cash pool for the top three of at least 5,000,000 MNT, split 50 / 30 / 20, growing with sponsor commitments; a prize in kind from the track sponsor for each of the five track winners; three cross-track awards</w:t>
             </w:r>
           </w:p>
         </w:tc>
@@ -734,7 +734,7 @@
               <w:pStyle w:val="Compact"/>
             </w:pPr>
             <w:r>
-              <w:t xml:space="preserve">a track carries your name ("Healthcare track by [You]"); your 2,000,000 is that track's cash prize, which you hand to the winning team; a judge on its panel; an optional challenge you set; logo on the shirt and website</w:t>
+              <w:t xml:space="preserve">a track carries your name ("Healthcare track by [You]"); your 2,000,000 goes into the top-three prize pool, and you give your track's winning team a prize of your own (products, credits, a pilot or mentoring), handed over on stage; a judge on its panel; an optional challenge you set; logo on the shirt and website</w:t>
             </w:r>
           </w:p>
         </w:tc>

--- a/docs/05-sponsor-guide.docx
+++ b/docs/05-sponsor-guide.docx
@@ -320,7 +320,7 @@
               <w:pStyle w:val="Compact"/>
             </w:pPr>
             <w:r>
-              <w:t xml:space="preserve">cash pool for the top three of at least 5,000,000 MNT, split 50 / 30 / 20, growing with sponsor commitments; a prize in kind from the track sponsor for each of the five track winners; three cross-track awards</w:t>
+              <w:t xml:space="preserve">cash pool for the top three of at least 5,000,000 MNT, split 50 / 30 / 20, growing with sponsor commitments; 2,000,000 MNT to each of the five track winners; three cross-track awards</w:t>
             </w:r>
           </w:p>
         </w:tc>
@@ -734,7 +734,7 @@
               <w:pStyle w:val="Compact"/>
             </w:pPr>
             <w:r>
-              <w:t xml:space="preserve">a track carries your name ("Healthcare track by [You]"); your 2,000,000 goes into the top-three prize pool, and you give your track's winning team a prize of your own (products, credits, a pilot or mentoring), handed over on stage; a judge on its panel; an optional challenge you set; logo on the shirt and website</w:t>
+              <w:t xml:space="preserve">a track carries your name ("Healthcare track by [You]"); your 2,000,000 is that track's cash prize, which you hand to the winning team; a judge on its panel; an optional challenge you set; logo on the shirt and website</w:t>
             </w:r>
           </w:p>
         </w:tc>
